--- a/ISAS/Reports/Report_7.docx
+++ b/ISAS/Reports/Report_7.docx
@@ -9,8 +9,6 @@
           <w:szCs w:val="28"/>
         </w:rPr>
       </w:pPr>
-      <w:bookmarkStart w:id="0" w:name="_Hlk224736532"/>
-      <w:bookmarkEnd w:id="0"/>
       <w:r>
         <w:rPr>
           <w:color w:val="000000"/>
@@ -108,7 +106,7 @@
           <w:color w:val="000000"/>
           <w:szCs w:val="28"/>
         </w:rPr>
-        <w:t>5</w:t>
+        <w:t>7</w:t>
       </w:r>
     </w:p>
     <w:p>
@@ -139,14 +137,7 @@
           <w:color w:val="000000"/>
           <w:szCs w:val="28"/>
         </w:rPr>
-        <w:t>На тему «</w:t>
-      </w:r>
-      <w:r>
-        <w:rPr>
-          <w:color w:val="000000"/>
-          <w:szCs w:val="28"/>
-        </w:rPr>
-        <w:t xml:space="preserve">Спецификации экспорта текстовых файлов из базы данных на основе </w:t>
+        <w:t xml:space="preserve">На тему «Спецификации экспорта текстовых файлов из базы данных на основе </w:t>
       </w:r>
       <w:r>
         <w:rPr>
@@ -1529,23 +1520,7 @@
           <w:lang w:eastAsia="ru-RU"/>
         </w:rPr>
         <w:lastRenderedPageBreak/>
-        <w:t xml:space="preserve">в базе данных создайте таблицы «Заголовок-202» и «Записи-202» для заголовка и записей сообщения 202; для хранения дат и сумм используйте текстовый формат – только так мы сможем </w:t>
-      </w:r>
-      <w:proofErr w:type="spellStart"/>
-      <w:r>
-        <w:rPr>
-          <w:szCs w:val="28"/>
-          <w:lang w:eastAsia="ru-RU"/>
-        </w:rPr>
-        <w:t>программно</w:t>
-      </w:r>
-      <w:proofErr w:type="spellEnd"/>
-      <w:r>
-        <w:rPr>
-          <w:szCs w:val="28"/>
-          <w:lang w:eastAsia="ru-RU"/>
-        </w:rPr>
-        <w:t xml:space="preserve"> сформировать их в нужном формате и затем в этом же формате экспортировать;</w:t>
+        <w:t>в базе данных создайте таблицы «Заголовок-202» и «Записи-202» для заголовка и записей сообщения 202; для хранения дат и сумм используйте текстовый формат – только так мы сможем программно сформировать их в нужном формате и затем в этом же формате экспортировать;</w:t>
       </w:r>
     </w:p>
     <w:p>
@@ -2245,39 +2220,7 @@
           <w:szCs w:val="28"/>
           <w:lang w:eastAsia="ru-RU"/>
         </w:rPr>
-        <w:t>дополните созданный ранее макрос макрокомандами «</w:t>
-      </w:r>
-      <w:proofErr w:type="spellStart"/>
-      <w:r>
-        <w:rPr>
-          <w:szCs w:val="28"/>
-          <w:lang w:eastAsia="ru-RU"/>
-        </w:rPr>
-        <w:t>ПреобразоватьТекст</w:t>
-      </w:r>
-      <w:proofErr w:type="spellEnd"/>
-      <w:r>
-        <w:rPr>
-          <w:szCs w:val="28"/>
-          <w:lang w:eastAsia="ru-RU"/>
-        </w:rPr>
-        <w:t>» или «</w:t>
-      </w:r>
-      <w:proofErr w:type="spellStart"/>
-      <w:r>
-        <w:rPr>
-          <w:szCs w:val="28"/>
-          <w:lang w:eastAsia="ru-RU"/>
-        </w:rPr>
-        <w:t>ИмпортЭкспортТекста</w:t>
-      </w:r>
-      <w:proofErr w:type="spellEnd"/>
-      <w:r>
-        <w:rPr>
-          <w:szCs w:val="28"/>
-          <w:lang w:eastAsia="ru-RU"/>
-        </w:rPr>
-        <w:t>» для экспорта заголовка и записей сообщения 202 в текстовые файлы в папке «ЕРИП»:</w:t>
+        <w:t>дополните созданный ранее макрос макрокомандами «ПреобразоватьТекст» или «ИмпортЭкспортТекста» для экспорта заголовка и записей сообщения 202 в текстовые файлы в папке «ЕРИП»:</w:t>
       </w:r>
     </w:p>
     <w:p>
@@ -2387,21 +2330,7 @@
         <w:rPr>
           <w:lang w:eastAsia="ru-RU"/>
         </w:rPr>
-        <w:t xml:space="preserve">&gt; </w:t>
-      </w:r>
-      <w:proofErr w:type="gramStart"/>
-      <w:r>
-        <w:rPr>
-          <w:lang w:eastAsia="ru-RU"/>
-        </w:rPr>
-        <w:t>c:\ЕРИП\%DATE:~</w:t>
-      </w:r>
-      <w:proofErr w:type="gramEnd"/>
-      <w:r>
-        <w:rPr>
-          <w:lang w:eastAsia="ru-RU"/>
-        </w:rPr>
-        <w:t>0,2%%DATE:~3,2%%DATE:~6,4%.202</w:t>
+        <w:t>&gt; c:\ЕРИП\%DATE:~0,2%%DATE:~3,2%%DATE:~6,4%.202</w:t>
       </w:r>
     </w:p>
     <w:p>
@@ -2439,14 +2368,7 @@
         <w:rPr>
           <w:lang w:eastAsia="ru-RU"/>
         </w:rPr>
-        <w:t xml:space="preserve"> </w:t>
-      </w:r>
-      <w:proofErr w:type="gramStart"/>
-      <w:r>
-        <w:rPr>
-          <w:lang w:eastAsia="ru-RU"/>
-        </w:rPr>
-        <w:t>c:\</w:t>
+        <w:t xml:space="preserve"> c:\</w:t>
       </w:r>
       <w:r>
         <w:rPr>
@@ -2458,14 +2380,7 @@
         <w:rPr>
           <w:lang w:eastAsia="ru-RU"/>
         </w:rPr>
-        <w:t>\%DATE:~</w:t>
-      </w:r>
-      <w:proofErr w:type="gramEnd"/>
-      <w:r>
-        <w:rPr>
-          <w:lang w:eastAsia="ru-RU"/>
-        </w:rPr>
-        <w:t>0,2%%DATE:~3,2%%DATE:~6,4%.202</w:t>
+        <w:t>\%DATE:~0,2%%DATE:~3,2%%DATE:~6,4%.202</w:t>
       </w:r>
     </w:p>
     <w:p>
@@ -2888,7 +2803,6 @@
         </w:rPr>
         <w:t>Включите в окне «Параметры перехода» отображение скрытых и системных объектов, найдите использовавшиеся спецификации в таблице «</w:t>
       </w:r>
-      <w:proofErr w:type="spellStart"/>
       <w:r>
         <w:rPr>
           <w:szCs w:val="28"/>
@@ -2896,7 +2810,6 @@
         </w:rPr>
         <w:t>MSysIMEXSpecs</w:t>
       </w:r>
-      <w:proofErr w:type="spellEnd"/>
       <w:r>
         <w:rPr>
           <w:szCs w:val="28"/>
